--- a/resume/other_formats/resume_search_20260509.docx
+++ b/resume/other_formats/resume_search_20260509.docx
@@ -134,7 +134,7 @@
         </w:numPr>
       </w:pPr>
       <w:r>
-        <w:t xml:space="preserve">Led architecture and productionization of a multi-tenant, agentic document intelligence platform processing millions of documents/month across dozens of enterprise tenants, enabling template-agnostic extraction over heterogeneous document types significantly reducing onboarding time for new document workflows.</w:t>
+        <w:t xml:space="preserve">Led architecture and productionization of a multi-tenant, agentic document intelligence platform processing millions of documents/month across dozens of enterprise tenants, enabling template-agnostic extraction over heterogeneous document workflows.</w:t>
       </w:r>
     </w:p>
     <w:p>
@@ -146,7 +146,7 @@
         </w:numPr>
       </w:pPr>
       <w:r>
-        <w:t xml:space="preserve">Designed a hybrid extraction + intelligent routing system (deterministic KV extraction + LLM fallback via query complexity classifier), reducing LLM token consumption by ~3-50% and improving P95 latency by ~30%, while sustaining 95+% extraction accuracy across semi-structured and unstructured documents.</w:t>
+        <w:t xml:space="preserve">Designed a hybrid extraction + intelligent routing system (deterministic KV extraction + LLM fallback via query complexity classifier), reducing LLM token consumption by ~30-50% vs LLM-only pipeline and achieving P95 latency of 6s, while sustaining 95+% extraction accuracy across semi-structured and unstructured documents.</w:t>
       </w:r>
     </w:p>
     <w:p>
@@ -182,7 +182,7 @@
         </w:numPr>
       </w:pPr>
       <w:r>
-        <w:t xml:space="preserve">Built entity linking &amp; validation layer integrated with internal enterprise systems , improving data consistency and reducing manual review effort across tenants, enabling reliable downstream automation.</w:t>
+        <w:t xml:space="preserve">Built entity linking &amp; validation layer integrated with internal enterprise systems , improving data consistency and reducing manual review effort, enabling reliable downstream automation.</w:t>
       </w:r>
     </w:p>
     <w:bookmarkEnd w:id="24"/>
@@ -299,18 +299,6 @@
       </w:pPr>
       <w:r>
         <w:t xml:space="preserve">Implemented high-throughput batch and incremental asset tagging with Kafka, Spark, and distributed inference.</w:t>
-      </w:r>
-    </w:p>
-    <w:p>
-      <w:pPr>
-        <w:pStyle w:val="Compact"/>
-        <w:numPr>
-          <w:ilvl w:val="0"/>
-          <w:numId w:val="1003"/>
-        </w:numPr>
-      </w:pPr>
-      <w:r>
-        <w:t xml:space="preserve">Scaled to handle 10K QPS within 800ms latency</w:t>
       </w:r>
     </w:p>
     <w:p>

--- a/resume/other_formats/resume_search_20260509.docx
+++ b/resume/other_formats/resume_search_20260509.docx
@@ -78,7 +78,7 @@
         <w:pStyle w:val="FirstParagraph"/>
       </w:pPr>
       <w:r>
-        <w:t xml:space="preserve">ML leader with 12+ years building AI solutions in Generative AI, LLMs, Computer Vision, and NLP. Proven expertise architecting multi-tenant platforms, leading autonomous systems, and driving measurable business impact.</w:t>
+        <w:t xml:space="preserve">ML Professional with 12+ years building AI solutions in Generative AI, LLMs, Computer Vision, and NLP. Proven expertise architecting multi-tenant platforms, leading autonomous systems, and driving measurable business impact.</w:t>
       </w:r>
     </w:p>
     <w:p>
